--- a/2026/05. Mai/144. Tagesbericht.docx
+++ b/2026/05. Mai/144. Tagesbericht.docx
@@ -154,9 +154,77 @@
               <w:rPr>
                 <w:sz w:val="20"/>
               </w:rPr>
-              <w:t>Projektdokumentation beantragt</w:t>
-            </w:r>
-          </w:p>
+              <w:t xml:space="preserve"> </w:t>
+            </w:r>
+            <w:r>
+              <w:rPr>
+                <w:sz w:val="20"/>
+              </w:rPr>
+              <w:t>Feiertag</w:t>
+            </w:r>
+          </w:p>
+        </w:tc>
+        <w:tc>
+          <w:tcPr>
+            <w:tcW w:w="1170" w:type="dxa"/>
+            <w:tcBorders>
+              <w:top w:val="single" w:sz="4" w:space="0" w:color="000000"/>
+              <w:left w:val="single" w:sz="4" w:space="0" w:color="000000"/>
+              <w:bottom w:val="single" w:sz="4" w:space="0" w:color="000000"/>
+              <w:right w:val="single" w:sz="4" w:space="0" w:color="000000"/>
+            </w:tcBorders>
+          </w:tcPr>
+          <w:p>
+            <w:pPr>
+              <w:spacing w:line="260" w:lineRule="exact"/>
+              <w:rPr>
+                <w:sz w:val="20"/>
+              </w:rPr>
+            </w:pPr>
+          </w:p>
+        </w:tc>
+      </w:tr>
+      <w:tr>
+        <w:trPr>
+          <w:trHeight w:val="139"/>
+        </w:trPr>
+        <w:tc>
+          <w:tcPr>
+            <w:tcW w:w="1383" w:type="dxa"/>
+            <w:tcBorders>
+              <w:top w:val="single" w:sz="4" w:space="0" w:color="000000"/>
+              <w:left w:val="single" w:sz="4" w:space="0" w:color="000000"/>
+              <w:bottom w:val="single" w:sz="4" w:space="0" w:color="000000"/>
+              <w:right w:val="single" w:sz="4" w:space="0" w:color="000000"/>
+            </w:tcBorders>
+          </w:tcPr>
+          <w:p>
+            <w:pPr>
+              <w:spacing w:line="260" w:lineRule="exact"/>
+              <w:rPr>
+                <w:sz w:val="22"/>
+                <w:szCs w:val="22"/>
+              </w:rPr>
+            </w:pPr>
+            <w:r>
+              <w:rPr>
+                <w:sz w:val="22"/>
+                <w:szCs w:val="22"/>
+              </w:rPr>
+              <w:t>Dienstag</w:t>
+            </w:r>
+          </w:p>
+        </w:tc>
+        <w:tc>
+          <w:tcPr>
+            <w:tcW w:w="7087" w:type="dxa"/>
+            <w:tcBorders>
+              <w:top w:val="single" w:sz="4" w:space="0" w:color="000000"/>
+              <w:left w:val="single" w:sz="4" w:space="0" w:color="000000"/>
+              <w:bottom w:val="single" w:sz="4" w:space="0" w:color="000000"/>
+              <w:right w:val="single" w:sz="4" w:space="0" w:color="000000"/>
+            </w:tcBorders>
+          </w:tcPr>
           <w:p>
             <w:pPr>
               <w:pStyle w:val="Listenabsatz"/>
@@ -173,25 +241,7 @@
               <w:rPr>
                 <w:sz w:val="20"/>
               </w:rPr>
-              <w:t>Bei der IHK</w:t>
-            </w:r>
-            <w:r>
-              <w:rPr>
-                <w:sz w:val="20"/>
-              </w:rPr>
-              <w:t>,</w:t>
-            </w:r>
-            <w:r>
-              <w:rPr>
-                <w:sz w:val="20"/>
-              </w:rPr>
-              <w:t xml:space="preserve"> Eintragung der Berufsschulnoten in den IHK-Abschlusszeugnis beantragt</w:t>
-            </w:r>
-            <w:r>
-              <w:rPr>
-                <w:sz w:val="20"/>
-              </w:rPr>
-              <w:t xml:space="preserve"> (vor Ort)</w:t>
+              <w:t>Projektdokumentation beantragt</w:t>
             </w:r>
           </w:p>
           <w:p>
@@ -210,71 +260,9 @@
               <w:rPr>
                 <w:sz w:val="20"/>
               </w:rPr>
-              <w:t>Netzteile, Ethernet Kabel und Kabelkanäle abgebaut und sortiert zum Entsorgen</w:t>
-            </w:r>
-          </w:p>
-        </w:tc>
-        <w:tc>
-          <w:tcPr>
-            <w:tcW w:w="1170" w:type="dxa"/>
-            <w:tcBorders>
-              <w:top w:val="single" w:sz="4" w:space="0" w:color="000000"/>
-              <w:left w:val="single" w:sz="4" w:space="0" w:color="000000"/>
-              <w:bottom w:val="single" w:sz="4" w:space="0" w:color="000000"/>
-              <w:right w:val="single" w:sz="4" w:space="0" w:color="000000"/>
-            </w:tcBorders>
-          </w:tcPr>
-          <w:p>
-            <w:pPr>
-              <w:spacing w:line="260" w:lineRule="exact"/>
-              <w:rPr>
-                <w:sz w:val="20"/>
-              </w:rPr>
-            </w:pPr>
-          </w:p>
-        </w:tc>
-      </w:tr>
-      <w:tr>
-        <w:trPr>
-          <w:trHeight w:val="139"/>
-        </w:trPr>
-        <w:tc>
-          <w:tcPr>
-            <w:tcW w:w="1383" w:type="dxa"/>
-            <w:tcBorders>
-              <w:top w:val="single" w:sz="4" w:space="0" w:color="000000"/>
-              <w:left w:val="single" w:sz="4" w:space="0" w:color="000000"/>
-              <w:bottom w:val="single" w:sz="4" w:space="0" w:color="000000"/>
-              <w:right w:val="single" w:sz="4" w:space="0" w:color="000000"/>
-            </w:tcBorders>
-          </w:tcPr>
-          <w:p>
-            <w:pPr>
-              <w:spacing w:line="260" w:lineRule="exact"/>
-              <w:rPr>
-                <w:sz w:val="22"/>
-                <w:szCs w:val="22"/>
-              </w:rPr>
-            </w:pPr>
-            <w:r>
-              <w:rPr>
-                <w:sz w:val="22"/>
-                <w:szCs w:val="22"/>
-              </w:rPr>
-              <w:t>Dienstag</w:t>
-            </w:r>
-          </w:p>
-        </w:tc>
-        <w:tc>
-          <w:tcPr>
-            <w:tcW w:w="7087" w:type="dxa"/>
-            <w:tcBorders>
-              <w:top w:val="single" w:sz="4" w:space="0" w:color="000000"/>
-              <w:left w:val="single" w:sz="4" w:space="0" w:color="000000"/>
-              <w:bottom w:val="single" w:sz="4" w:space="0" w:color="000000"/>
-              <w:right w:val="single" w:sz="4" w:space="0" w:color="000000"/>
-            </w:tcBorders>
-          </w:tcPr>
+              <w:t>Bei der IHK, Eintragung der Berufsschulnoten in den IHK-Abschlusszeugnis beantragt (vor Ort)</w:t>
+            </w:r>
+          </w:p>
           <w:p>
             <w:pPr>
               <w:pStyle w:val="Listenabsatz"/>
@@ -287,6 +275,66 @@
                 <w:sz w:val="20"/>
               </w:rPr>
             </w:pPr>
+            <w:r>
+              <w:rPr>
+                <w:sz w:val="20"/>
+              </w:rPr>
+              <w:t>Netzteile, Ethernet Kabel und Kabelkanäle abgebaut und sortiert zum Entsorgen</w:t>
+            </w:r>
+          </w:p>
+          <w:p>
+            <w:pPr>
+              <w:pStyle w:val="Listenabsatz"/>
+              <w:numPr>
+                <w:ilvl w:val="0"/>
+                <w:numId w:val="6"/>
+              </w:numPr>
+              <w:spacing w:line="260" w:lineRule="exact"/>
+              <w:rPr>
+                <w:sz w:val="20"/>
+              </w:rPr>
+            </w:pPr>
+            <w:proofErr w:type="spellStart"/>
+            <w:r>
+              <w:rPr>
+                <w:sz w:val="20"/>
+              </w:rPr>
+              <w:t>FortiClient</w:t>
+            </w:r>
+            <w:proofErr w:type="spellEnd"/>
+            <w:r>
+              <w:rPr>
+                <w:sz w:val="20"/>
+              </w:rPr>
+              <w:t xml:space="preserve"> update installiert</w:t>
+            </w:r>
+          </w:p>
+          <w:p>
+            <w:pPr>
+              <w:pStyle w:val="Listenabsatz"/>
+              <w:numPr>
+                <w:ilvl w:val="0"/>
+                <w:numId w:val="6"/>
+              </w:numPr>
+              <w:spacing w:line="260" w:lineRule="exact"/>
+              <w:rPr>
+                <w:sz w:val="20"/>
+              </w:rPr>
+            </w:pPr>
+            <w:proofErr w:type="spellStart"/>
+            <w:r>
+              <w:rPr>
+                <w:sz w:val="20"/>
+              </w:rPr>
+              <w:t>Yealink</w:t>
+            </w:r>
+            <w:proofErr w:type="spellEnd"/>
+            <w:r>
+              <w:rPr>
+                <w:sz w:val="20"/>
+              </w:rPr>
+              <w:t xml:space="preserve"> von Besprechungsraum abgebaut und in ein anderem vorbereitet, Gedanken über Aufbau gemacht</w:t>
+            </w:r>
           </w:p>
         </w:tc>
         <w:tc>
@@ -306,6 +354,36 @@
                 <w:sz w:val="20"/>
               </w:rPr>
             </w:pPr>
+          </w:p>
+          <w:p>
+            <w:pPr>
+              <w:spacing w:line="260" w:lineRule="exact"/>
+              <w:rPr>
+                <w:sz w:val="20"/>
+              </w:rPr>
+            </w:pPr>
+          </w:p>
+          <w:p>
+            <w:pPr>
+              <w:spacing w:line="260" w:lineRule="exact"/>
+              <w:rPr>
+                <w:sz w:val="20"/>
+              </w:rPr>
+            </w:pPr>
+          </w:p>
+          <w:p>
+            <w:pPr>
+              <w:spacing w:line="260" w:lineRule="exact"/>
+              <w:rPr>
+                <w:sz w:val="20"/>
+              </w:rPr>
+            </w:pPr>
+            <w:r>
+              <w:rPr>
+                <w:sz w:val="20"/>
+              </w:rPr>
+              <w:t>8</w:t>
+            </w:r>
           </w:p>
         </w:tc>
       </w:tr>
@@ -362,6 +440,72 @@
                 <w:sz w:val="20"/>
               </w:rPr>
             </w:pPr>
+            <w:r>
+              <w:rPr>
+                <w:sz w:val="20"/>
+              </w:rPr>
+              <w:t>Image von einem Laptop erstellt</w:t>
+            </w:r>
+          </w:p>
+          <w:p>
+            <w:pPr>
+              <w:pStyle w:val="Listenabsatz"/>
+              <w:numPr>
+                <w:ilvl w:val="0"/>
+                <w:numId w:val="6"/>
+              </w:numPr>
+              <w:spacing w:line="260" w:lineRule="exact"/>
+              <w:rPr>
+                <w:sz w:val="20"/>
+              </w:rPr>
+            </w:pPr>
+            <w:proofErr w:type="spellStart"/>
+            <w:r>
+              <w:rPr>
+                <w:sz w:val="20"/>
+              </w:rPr>
+              <w:t>Yealink</w:t>
+            </w:r>
+            <w:proofErr w:type="spellEnd"/>
+            <w:r>
+              <w:rPr>
+                <w:sz w:val="20"/>
+              </w:rPr>
+              <w:t xml:space="preserve"> aufgebaut, getestet, Überlegungen zur Struktur gemacht und Verkabelung verschönert</w:t>
+            </w:r>
+          </w:p>
+          <w:p>
+            <w:pPr>
+              <w:pStyle w:val="Listenabsatz"/>
+              <w:numPr>
+                <w:ilvl w:val="0"/>
+                <w:numId w:val="6"/>
+              </w:numPr>
+              <w:spacing w:line="260" w:lineRule="exact"/>
+              <w:rPr>
+                <w:sz w:val="20"/>
+              </w:rPr>
+            </w:pPr>
+            <w:r>
+              <w:rPr>
+                <w:sz w:val="20"/>
+              </w:rPr>
+              <w:t xml:space="preserve">Windows, Python, </w:t>
+            </w:r>
+            <w:proofErr w:type="spellStart"/>
+            <w:r>
+              <w:rPr>
+                <w:sz w:val="20"/>
+              </w:rPr>
+              <w:t>Git</w:t>
+            </w:r>
+            <w:proofErr w:type="spellEnd"/>
+            <w:r>
+              <w:rPr>
+                <w:sz w:val="20"/>
+              </w:rPr>
+              <w:t xml:space="preserve"> und VS Code Updates installiert</w:t>
+            </w:r>
           </w:p>
         </w:tc>
         <w:tc>
@@ -438,6 +582,88 @@
                 <w:sz w:val="20"/>
               </w:rPr>
             </w:pPr>
+            <w:r>
+              <w:rPr>
+                <w:sz w:val="20"/>
+              </w:rPr>
+              <w:t>N2K und Tickets erstellt</w:t>
+            </w:r>
+          </w:p>
+          <w:p>
+            <w:pPr>
+              <w:pStyle w:val="Listenabsatz"/>
+              <w:numPr>
+                <w:ilvl w:val="0"/>
+                <w:numId w:val="6"/>
+              </w:numPr>
+              <w:spacing w:line="260" w:lineRule="exact"/>
+              <w:rPr>
+                <w:sz w:val="20"/>
+              </w:rPr>
+            </w:pPr>
+            <w:r>
+              <w:rPr>
+                <w:sz w:val="20"/>
+              </w:rPr>
+              <w:t>OpenSSL</w:t>
+            </w:r>
+            <w:r>
+              <w:rPr>
+                <w:sz w:val="20"/>
+              </w:rPr>
+              <w:t xml:space="preserve"> </w:t>
+            </w:r>
+            <w:r>
+              <w:rPr>
+                <w:sz w:val="20"/>
+              </w:rPr>
+              <w:t>Recherche</w:t>
+            </w:r>
+          </w:p>
+          <w:p>
+            <w:pPr>
+              <w:pStyle w:val="Listenabsatz"/>
+              <w:numPr>
+                <w:ilvl w:val="0"/>
+                <w:numId w:val="6"/>
+              </w:numPr>
+              <w:spacing w:line="260" w:lineRule="exact"/>
+              <w:rPr>
+                <w:sz w:val="20"/>
+              </w:rPr>
+            </w:pPr>
+            <w:r>
+              <w:rPr>
+                <w:sz w:val="20"/>
+              </w:rPr>
+              <w:t xml:space="preserve">Bildschirmteilen mit </w:t>
+            </w:r>
+            <w:proofErr w:type="spellStart"/>
+            <w:r>
+              <w:rPr>
+                <w:sz w:val="20"/>
+              </w:rPr>
+              <w:t>Yealink</w:t>
+            </w:r>
+            <w:proofErr w:type="spellEnd"/>
+            <w:r>
+              <w:rPr>
+                <w:sz w:val="20"/>
+              </w:rPr>
+              <w:t xml:space="preserve"> </w:t>
+            </w:r>
+            <w:r>
+              <w:rPr>
+                <w:sz w:val="20"/>
+              </w:rPr>
+              <w:t>geschaut,</w:t>
+            </w:r>
+            <w:r>
+              <w:rPr>
+                <w:sz w:val="20"/>
+              </w:rPr>
+              <w:t xml:space="preserve"> wie man es macht</w:t>
+            </w:r>
           </w:p>
         </w:tc>
         <w:tc>
@@ -514,6 +740,45 @@
                 <w:sz w:val="20"/>
               </w:rPr>
             </w:pPr>
+            <w:r>
+              <w:rPr>
+                <w:sz w:val="20"/>
+              </w:rPr>
+              <w:t xml:space="preserve">Bildschirmteilen mit </w:t>
+            </w:r>
+            <w:proofErr w:type="spellStart"/>
+            <w:r>
+              <w:rPr>
+                <w:sz w:val="20"/>
+              </w:rPr>
+              <w:t>Yealink</w:t>
+            </w:r>
+            <w:proofErr w:type="spellEnd"/>
+            <w:r>
+              <w:rPr>
+                <w:sz w:val="20"/>
+              </w:rPr>
+              <w:t xml:space="preserve"> hingekriegt</w:t>
+            </w:r>
+          </w:p>
+          <w:p>
+            <w:pPr>
+              <w:pStyle w:val="Listenabsatz"/>
+              <w:numPr>
+                <w:ilvl w:val="0"/>
+                <w:numId w:val="6"/>
+              </w:numPr>
+              <w:spacing w:line="260" w:lineRule="exact"/>
+              <w:rPr>
+                <w:sz w:val="20"/>
+              </w:rPr>
+            </w:pPr>
+            <w:r>
+              <w:rPr>
+                <w:sz w:val="20"/>
+              </w:rPr>
+              <w:t xml:space="preserve">SharePoint Ordner erstellt und Berechtigungen </w:t>
+            </w:r>
           </w:p>
         </w:tc>
         <w:tc>
@@ -1183,7 +1448,7 @@
           <w:sz w:val="18"/>
           <w:szCs w:val="18"/>
         </w:rPr>
-        <w:t>26.05.2026</w:t>
+        <w:t>29.05.2026</w:t>
       </w:r>
       <w:r>
         <w:rPr>
@@ -1275,7 +1540,7 @@
           <w:sz w:val="18"/>
           <w:szCs w:val="18"/>
         </w:rPr>
-        <w:t>26.05.2026</w:t>
+        <w:t>29.05.2026</w:t>
       </w:r>
       <w:r>
         <w:rPr>
